--- a/fiches-2i2d/Exercices_2I2D_avec_corrige.docx
+++ b/fiches-2i2d/Exercices_2I2D_avec_corrige.docx
@@ -46,7 +46,7 @@
           <w:sz w:val="21"/>
           <w:szCs w:val="21"/>
         </w:rPr>
-        <w:t xml:space="preserve">Nom : ……………………………………   Date : ……………………   Note : ……… / 27</w:t>
+        <w:t xml:space="preserve">Nom : ……………………………………   Date : ……………………   Note : ……… / 12</w:t>
       </w:r>
     </w:p>
     <w:p>
@@ -183,7 +183,7 @@
           <w:sz w:val="21"/>
           <w:szCs w:val="21"/>
         </w:rPr>
-        <w:t xml:space="preserve">12 tep → ……… T de bois</w:t>
+        <w:t xml:space="preserve">2,4 ktep → ……… T de charbon</w:t>
       </w:r>
     </w:p>
     <w:p>
@@ -255,7 +255,23 @@
           <w:sz w:val="21"/>
           <w:szCs w:val="21"/>
         </w:rPr>
-        <w:t xml:space="preserve">8,4 T d'essence → ……… tep</w:t>
+        <w:t xml:space="preserve">50 g d'uranium → ……… tep → ……… T de charbon (2 étapes)</w:t>
+      </w:r>
+    </w:p>
+    <w:p>
+      <w:pPr>
+        <w:pBdr>
+          <w:bottom w:val="dotted" w:color="A6A6A6" w:sz="4" w:space="1"/>
+        </w:pBdr>
+        <w:spacing w:after="0" w:line="380"/>
+      </w:pPr>
+      <w:r>
+        <w:rPr>
+          <w:rFonts w:ascii="Arial" w:cs="Arial" w:eastAsia="Arial" w:hAnsi="Arial"/>
+          <w:sz w:val="21"/>
+          <w:szCs w:val="21"/>
+        </w:rPr>
+        <w:t xml:space="preserve"/>
       </w:r>
     </w:p>
     <w:p>
@@ -327,310 +343,6 @@
           <w:sz w:val="21"/>
           <w:szCs w:val="21"/>
         </w:rPr>
-        <w:t xml:space="preserve">2,4 ktep → ……… T de charbon</w:t>
-      </w:r>
-    </w:p>
-    <w:p>
-      <w:pPr>
-        <w:pBdr>
-          <w:bottom w:val="dotted" w:color="A6A6A6" w:sz="4" w:space="1"/>
-        </w:pBdr>
-        <w:spacing w:after="0" w:line="380"/>
-      </w:pPr>
-      <w:r>
-        <w:rPr>
-          <w:rFonts w:ascii="Arial" w:cs="Arial" w:eastAsia="Arial" w:hAnsi="Arial"/>
-          <w:sz w:val="21"/>
-          <w:szCs w:val="21"/>
-        </w:rPr>
-        <w:t xml:space="preserve"/>
-      </w:r>
-    </w:p>
-    <w:p>
-      <w:pPr>
-        <w:pBdr>
-          <w:bottom w:val="dotted" w:color="A6A6A6" w:sz="4" w:space="1"/>
-        </w:pBdr>
-        <w:spacing w:after="0" w:line="380"/>
-      </w:pPr>
-      <w:r>
-        <w:rPr>
-          <w:rFonts w:ascii="Arial" w:cs="Arial" w:eastAsia="Arial" w:hAnsi="Arial"/>
-          <w:sz w:val="21"/>
-          <w:szCs w:val="21"/>
-        </w:rPr>
-        <w:t xml:space="preserve"/>
-      </w:r>
-    </w:p>
-    <w:p>
-      <w:pPr>
-        <w:pBdr>
-          <w:bottom w:val="dotted" w:color="A6A6A6" w:sz="4" w:space="1"/>
-        </w:pBdr>
-        <w:spacing w:after="0" w:line="380"/>
-      </w:pPr>
-      <w:r>
-        <w:rPr>
-          <w:rFonts w:ascii="Arial" w:cs="Arial" w:eastAsia="Arial" w:hAnsi="Arial"/>
-          <w:sz w:val="21"/>
-          <w:szCs w:val="21"/>
-        </w:rPr>
-        <w:t xml:space="preserve"/>
-      </w:r>
-    </w:p>
-    <w:p>
-      <w:pPr>
-        <w:spacing w:after="40" w:before="160"/>
-      </w:pPr>
-      <w:r>
-        <w:rPr>
-          <w:rFonts w:ascii="Arial" w:cs="Arial" w:eastAsia="Arial" w:hAnsi="Arial"/>
-          <w:b/>
-          <w:bCs/>
-          <w:color w:val="1F4E79"/>
-          <w:sz w:val="21"/>
-          <w:szCs w:val="21"/>
-        </w:rPr>
-        <w:t xml:space="preserve">Exercice 5. </w:t>
-      </w:r>
-      <w:r>
-        <w:rPr>
-          <w:rFonts w:ascii="Arial" w:cs="Arial" w:eastAsia="Arial" w:hAnsi="Arial"/>
-          <w:sz w:val="21"/>
-          <w:szCs w:val="21"/>
-        </w:rPr>
-        <w:t xml:space="preserve">0,8 Mtep → ……… TWh</w:t>
-      </w:r>
-    </w:p>
-    <w:p>
-      <w:pPr>
-        <w:pBdr>
-          <w:bottom w:val="dotted" w:color="A6A6A6" w:sz="4" w:space="1"/>
-        </w:pBdr>
-        <w:spacing w:after="0" w:line="380"/>
-      </w:pPr>
-      <w:r>
-        <w:rPr>
-          <w:rFonts w:ascii="Arial" w:cs="Arial" w:eastAsia="Arial" w:hAnsi="Arial"/>
-          <w:sz w:val="21"/>
-          <w:szCs w:val="21"/>
-        </w:rPr>
-        <w:t xml:space="preserve"/>
-      </w:r>
-    </w:p>
-    <w:p>
-      <w:pPr>
-        <w:pBdr>
-          <w:bottom w:val="dotted" w:color="A6A6A6" w:sz="4" w:space="1"/>
-        </w:pBdr>
-        <w:spacing w:after="0" w:line="380"/>
-      </w:pPr>
-      <w:r>
-        <w:rPr>
-          <w:rFonts w:ascii="Arial" w:cs="Arial" w:eastAsia="Arial" w:hAnsi="Arial"/>
-          <w:sz w:val="21"/>
-          <w:szCs w:val="21"/>
-        </w:rPr>
-        <w:t xml:space="preserve"/>
-      </w:r>
-    </w:p>
-    <w:p>
-      <w:pPr>
-        <w:pBdr>
-          <w:bottom w:val="dotted" w:color="A6A6A6" w:sz="4" w:space="1"/>
-        </w:pBdr>
-        <w:spacing w:after="0" w:line="380"/>
-      </w:pPr>
-      <w:r>
-        <w:rPr>
-          <w:rFonts w:ascii="Arial" w:cs="Arial" w:eastAsia="Arial" w:hAnsi="Arial"/>
-          <w:sz w:val="21"/>
-          <w:szCs w:val="21"/>
-        </w:rPr>
-        <w:t xml:space="preserve"/>
-      </w:r>
-    </w:p>
-    <w:p>
-      <w:pPr>
-        <w:spacing w:after="40" w:before="160"/>
-      </w:pPr>
-      <w:r>
-        <w:rPr>
-          <w:rFonts w:ascii="Arial" w:cs="Arial" w:eastAsia="Arial" w:hAnsi="Arial"/>
-          <w:b/>
-          <w:bCs/>
-          <w:color w:val="1F4E79"/>
-          <w:sz w:val="21"/>
-          <w:szCs w:val="21"/>
-        </w:rPr>
-        <w:t xml:space="preserve">Exercice 6. </w:t>
-      </w:r>
-      <w:r>
-        <w:rPr>
-          <w:rFonts w:ascii="Arial" w:cs="Arial" w:eastAsia="Arial" w:hAnsi="Arial"/>
-          <w:sz w:val="21"/>
-          <w:szCs w:val="21"/>
-        </w:rPr>
-        <w:t xml:space="preserve">15 T de fioul → ……… kWh</w:t>
-      </w:r>
-    </w:p>
-    <w:p>
-      <w:pPr>
-        <w:pBdr>
-          <w:bottom w:val="dotted" w:color="A6A6A6" w:sz="4" w:space="1"/>
-        </w:pBdr>
-        <w:spacing w:after="0" w:line="380"/>
-      </w:pPr>
-      <w:r>
-        <w:rPr>
-          <w:rFonts w:ascii="Arial" w:cs="Arial" w:eastAsia="Arial" w:hAnsi="Arial"/>
-          <w:sz w:val="21"/>
-          <w:szCs w:val="21"/>
-        </w:rPr>
-        <w:t xml:space="preserve"/>
-      </w:r>
-    </w:p>
-    <w:p>
-      <w:pPr>
-        <w:pBdr>
-          <w:bottom w:val="dotted" w:color="A6A6A6" w:sz="4" w:space="1"/>
-        </w:pBdr>
-        <w:spacing w:after="0" w:line="380"/>
-      </w:pPr>
-      <w:r>
-        <w:rPr>
-          <w:rFonts w:ascii="Arial" w:cs="Arial" w:eastAsia="Arial" w:hAnsi="Arial"/>
-          <w:sz w:val="21"/>
-          <w:szCs w:val="21"/>
-        </w:rPr>
-        <w:t xml:space="preserve"/>
-      </w:r>
-    </w:p>
-    <w:p>
-      <w:pPr>
-        <w:pBdr>
-          <w:bottom w:val="dotted" w:color="A6A6A6" w:sz="4" w:space="1"/>
-        </w:pBdr>
-        <w:spacing w:after="0" w:line="380"/>
-      </w:pPr>
-      <w:r>
-        <w:rPr>
-          <w:rFonts w:ascii="Arial" w:cs="Arial" w:eastAsia="Arial" w:hAnsi="Arial"/>
-          <w:sz w:val="21"/>
-          <w:szCs w:val="21"/>
-        </w:rPr>
-        <w:t xml:space="preserve"/>
-      </w:r>
-    </w:p>
-    <w:p>
-      <w:pPr>
-        <w:spacing w:after="40" w:before="160"/>
-      </w:pPr>
-      <w:r>
-        <w:rPr>
-          <w:rFonts w:ascii="Arial" w:cs="Arial" w:eastAsia="Arial" w:hAnsi="Arial"/>
-          <w:b/>
-          <w:bCs/>
-          <w:color w:val="1F4E79"/>
-          <w:sz w:val="21"/>
-          <w:szCs w:val="21"/>
-        </w:rPr>
-        <w:t xml:space="preserve">Exercice 7. </w:t>
-      </w:r>
-      <w:r>
-        <w:rPr>
-          <w:rFonts w:ascii="Arial" w:cs="Arial" w:eastAsia="Arial" w:hAnsi="Arial"/>
-          <w:sz w:val="21"/>
-          <w:szCs w:val="21"/>
-        </w:rPr>
-        <w:t xml:space="preserve">50 g d'uranium → ……… tep → ……… T de charbon (2 étapes)</w:t>
-      </w:r>
-    </w:p>
-    <w:p>
-      <w:pPr>
-        <w:pBdr>
-          <w:bottom w:val="dotted" w:color="A6A6A6" w:sz="4" w:space="1"/>
-        </w:pBdr>
-        <w:spacing w:after="0" w:line="380"/>
-      </w:pPr>
-      <w:r>
-        <w:rPr>
-          <w:rFonts w:ascii="Arial" w:cs="Arial" w:eastAsia="Arial" w:hAnsi="Arial"/>
-          <w:sz w:val="21"/>
-          <w:szCs w:val="21"/>
-        </w:rPr>
-        <w:t xml:space="preserve"/>
-      </w:r>
-    </w:p>
-    <w:p>
-      <w:pPr>
-        <w:pBdr>
-          <w:bottom w:val="dotted" w:color="A6A6A6" w:sz="4" w:space="1"/>
-        </w:pBdr>
-        <w:spacing w:after="0" w:line="380"/>
-      </w:pPr>
-      <w:r>
-        <w:rPr>
-          <w:rFonts w:ascii="Arial" w:cs="Arial" w:eastAsia="Arial" w:hAnsi="Arial"/>
-          <w:sz w:val="21"/>
-          <w:szCs w:val="21"/>
-        </w:rPr>
-        <w:t xml:space="preserve"/>
-      </w:r>
-    </w:p>
-    <w:p>
-      <w:pPr>
-        <w:pBdr>
-          <w:bottom w:val="dotted" w:color="A6A6A6" w:sz="4" w:space="1"/>
-        </w:pBdr>
-        <w:spacing w:after="0" w:line="380"/>
-      </w:pPr>
-      <w:r>
-        <w:rPr>
-          <w:rFonts w:ascii="Arial" w:cs="Arial" w:eastAsia="Arial" w:hAnsi="Arial"/>
-          <w:sz w:val="21"/>
-          <w:szCs w:val="21"/>
-        </w:rPr>
-        <w:t xml:space="preserve"/>
-      </w:r>
-    </w:p>
-    <w:p>
-      <w:pPr>
-        <w:pBdr>
-          <w:bottom w:val="dotted" w:color="A6A6A6" w:sz="4" w:space="1"/>
-        </w:pBdr>
-        <w:spacing w:after="0" w:line="380"/>
-      </w:pPr>
-      <w:r>
-        <w:rPr>
-          <w:rFonts w:ascii="Arial" w:cs="Arial" w:eastAsia="Arial" w:hAnsi="Arial"/>
-          <w:sz w:val="21"/>
-          <w:szCs w:val="21"/>
-        </w:rPr>
-        <w:t xml:space="preserve"/>
-      </w:r>
-    </w:p>
-    <w:p>
-      <w:pPr>
-        <w:spacing w:after="40" w:before="160"/>
-      </w:pPr>
-      <w:r>
-        <w:rPr>
-          <w:rFonts w:ascii="Arial" w:cs="Arial" w:eastAsia="Arial" w:hAnsi="Arial"/>
-          <w:b/>
-          <w:bCs/>
-          <w:color w:val="1F4E79"/>
-          <w:sz w:val="21"/>
-          <w:szCs w:val="21"/>
-        </w:rPr>
-        <w:t xml:space="preserve">Exercice 8. </w:t>
-      </w:r>
-      <w:r>
-        <w:rPr>
-          <w:rFonts w:ascii="Arial" w:cs="Arial" w:eastAsia="Arial" w:hAnsi="Arial"/>
-          <w:sz w:val="21"/>
-          <w:szCs w:val="21"/>
-        </w:rPr>
         <w:t xml:space="preserve">6 T de bois → ……… J (3 étapes)</w:t>
       </w:r>
     </w:p>
@@ -648,166 +360,6 @@
           <w:szCs w:val="21"/>
         </w:rPr>
         <w:t xml:space="preserve"/>
-      </w:r>
-    </w:p>
-    <w:p>
-      <w:pPr>
-        <w:pBdr>
-          <w:bottom w:val="dotted" w:color="A6A6A6" w:sz="4" w:space="1"/>
-        </w:pBdr>
-        <w:spacing w:after="0" w:line="380"/>
-      </w:pPr>
-      <w:r>
-        <w:rPr>
-          <w:rFonts w:ascii="Arial" w:cs="Arial" w:eastAsia="Arial" w:hAnsi="Arial"/>
-          <w:sz w:val="21"/>
-          <w:szCs w:val="21"/>
-        </w:rPr>
-        <w:t xml:space="preserve"/>
-      </w:r>
-    </w:p>
-    <w:p>
-      <w:pPr>
-        <w:pBdr>
-          <w:bottom w:val="dotted" w:color="A6A6A6" w:sz="4" w:space="1"/>
-        </w:pBdr>
-        <w:spacing w:after="0" w:line="380"/>
-      </w:pPr>
-      <w:r>
-        <w:rPr>
-          <w:rFonts w:ascii="Arial" w:cs="Arial" w:eastAsia="Arial" w:hAnsi="Arial"/>
-          <w:sz w:val="21"/>
-          <w:szCs w:val="21"/>
-        </w:rPr>
-        <w:t xml:space="preserve"/>
-      </w:r>
-    </w:p>
-    <w:p>
-      <w:pPr>
-        <w:pBdr>
-          <w:bottom w:val="dotted" w:color="A6A6A6" w:sz="4" w:space="1"/>
-        </w:pBdr>
-        <w:spacing w:after="0" w:line="380"/>
-      </w:pPr>
-      <w:r>
-        <w:rPr>
-          <w:rFonts w:ascii="Arial" w:cs="Arial" w:eastAsia="Arial" w:hAnsi="Arial"/>
-          <w:sz w:val="21"/>
-          <w:szCs w:val="21"/>
-        </w:rPr>
-        <w:t xml:space="preserve"/>
-      </w:r>
-    </w:p>
-    <w:p>
-      <w:pPr>
-        <w:pBdr>
-          <w:bottom w:val="dotted" w:color="A6A6A6" w:sz="4" w:space="1"/>
-        </w:pBdr>
-        <w:spacing w:after="0" w:line="380"/>
-      </w:pPr>
-      <w:r>
-        <w:rPr>
-          <w:rFonts w:ascii="Arial" w:cs="Arial" w:eastAsia="Arial" w:hAnsi="Arial"/>
-          <w:sz w:val="21"/>
-          <w:szCs w:val="21"/>
-        </w:rPr>
-        <w:t xml:space="preserve"/>
-      </w:r>
-    </w:p>
-    <w:p>
-      <w:pPr>
-        <w:spacing w:after="40" w:before="160"/>
-      </w:pPr>
-      <w:r>
-        <w:rPr>
-          <w:rFonts w:ascii="Arial" w:cs="Arial" w:eastAsia="Arial" w:hAnsi="Arial"/>
-          <w:b/>
-          <w:bCs/>
-          <w:color w:val="1F4E79"/>
-          <w:sz w:val="21"/>
-          <w:szCs w:val="21"/>
-        </w:rPr>
-        <w:t xml:space="preserve">Exercice 9. </w:t>
-      </w:r>
-      <w:r>
-        <w:rPr>
-          <w:rFonts w:ascii="Arial" w:cs="Arial" w:eastAsia="Arial" w:hAnsi="Arial"/>
-          <w:sz w:val="21"/>
-          <w:szCs w:val="21"/>
-        </w:rPr>
-        <w:t xml:space="preserve">4,5 MWh → ……… GJ</w:t>
-      </w:r>
-    </w:p>
-    <w:p>
-      <w:pPr>
-        <w:pBdr>
-          <w:bottom w:val="dotted" w:color="A6A6A6" w:sz="4" w:space="1"/>
-        </w:pBdr>
-        <w:spacing w:after="0" w:line="380"/>
-      </w:pPr>
-      <w:r>
-        <w:rPr>
-          <w:rFonts w:ascii="Arial" w:cs="Arial" w:eastAsia="Arial" w:hAnsi="Arial"/>
-          <w:sz w:val="21"/>
-          <w:szCs w:val="21"/>
-        </w:rPr>
-        <w:t xml:space="preserve"/>
-      </w:r>
-    </w:p>
-    <w:p>
-      <w:pPr>
-        <w:pBdr>
-          <w:bottom w:val="dotted" w:color="A6A6A6" w:sz="4" w:space="1"/>
-        </w:pBdr>
-        <w:spacing w:after="0" w:line="380"/>
-      </w:pPr>
-      <w:r>
-        <w:rPr>
-          <w:rFonts w:ascii="Arial" w:cs="Arial" w:eastAsia="Arial" w:hAnsi="Arial"/>
-          <w:sz w:val="21"/>
-          <w:szCs w:val="21"/>
-        </w:rPr>
-        <w:t xml:space="preserve"/>
-      </w:r>
-    </w:p>
-    <w:p>
-      <w:pPr>
-        <w:pBdr>
-          <w:bottom w:val="dotted" w:color="A6A6A6" w:sz="4" w:space="1"/>
-        </w:pBdr>
-        <w:spacing w:after="0" w:line="380"/>
-      </w:pPr>
-      <w:r>
-        <w:rPr>
-          <w:rFonts w:ascii="Arial" w:cs="Arial" w:eastAsia="Arial" w:hAnsi="Arial"/>
-          <w:sz w:val="21"/>
-          <w:szCs w:val="21"/>
-        </w:rPr>
-        <w:t xml:space="preserve"/>
-      </w:r>
-    </w:p>
-    <w:p>
-      <w:pPr>
-        <w:spacing w:after="40" w:before="160"/>
-      </w:pPr>
-      <w:r>
-        <w:rPr>
-          <w:rFonts w:ascii="Arial" w:cs="Arial" w:eastAsia="Arial" w:hAnsi="Arial"/>
-          <w:b/>
-          <w:bCs/>
-          <w:color w:val="1F4E79"/>
-          <w:sz w:val="21"/>
-          <w:szCs w:val="21"/>
-        </w:rPr>
-        <w:t xml:space="preserve">Exercice 10. </w:t>
-      </w:r>
-      <w:r>
-        <w:rPr>
-          <w:rFonts w:ascii="Arial" w:cs="Arial" w:eastAsia="Arial" w:hAnsi="Arial"/>
-          <w:sz w:val="21"/>
-          <w:szCs w:val="21"/>
-        </w:rPr>
-        <w:t xml:space="preserve">0,2 kg d'uranium → ……… MWh</w:t>
       </w:r>
     </w:p>
     <w:p>
@@ -905,7 +457,7 @@
           <w:sz w:val="21"/>
           <w:szCs w:val="21"/>
         </w:rPr>
-        <w:t xml:space="preserve">Exercice 11. </w:t>
+        <w:t xml:space="preserve">Exercice 5. </w:t>
       </w:r>
       <w:r>
         <w:rPr>
@@ -977,15 +529,15 @@
           <w:sz w:val="21"/>
           <w:szCs w:val="21"/>
         </w:rPr>
-        <w:t xml:space="preserve">Exercice 12. </w:t>
-      </w:r>
-      <w:r>
-        <w:rPr>
-          <w:rFonts w:ascii="Arial" w:cs="Arial" w:eastAsia="Arial" w:hAnsi="Arial"/>
-          <w:sz w:val="21"/>
-          <w:szCs w:val="21"/>
-        </w:rPr>
-        <w:t xml:space="preserve">ΔE = 7,2 MJ, Δt = 1 h. Calculer P en W.</w:t>
+        <w:t xml:space="preserve">Exercice 6. </w:t>
+      </w:r>
+      <w:r>
+        <w:rPr>
+          <w:rFonts w:ascii="Arial" w:cs="Arial" w:eastAsia="Arial" w:hAnsi="Arial"/>
+          <w:sz w:val="21"/>
+          <w:szCs w:val="21"/>
+        </w:rPr>
+        <w:t xml:space="preserve">ΔE = 90 GJ, Δt = 10 h. Calculer P en MW. (attention aux unités !)</w:t>
       </w:r>
     </w:p>
     <w:p>
@@ -1049,151 +601,7 @@
           <w:sz w:val="21"/>
           <w:szCs w:val="21"/>
         </w:rPr>
-        <w:t xml:space="preserve">Exercice 13. </w:t>
-      </w:r>
-      <w:r>
-        <w:rPr>
-          <w:rFonts w:ascii="Arial" w:cs="Arial" w:eastAsia="Arial" w:hAnsi="Arial"/>
-          <w:sz w:val="21"/>
-          <w:szCs w:val="21"/>
-        </w:rPr>
-        <w:t xml:space="preserve">ΔE = 18 kWh, P = 1,5 kW. Calculer Δt en h puis en s.</w:t>
-      </w:r>
-    </w:p>
-    <w:p>
-      <w:pPr>
-        <w:pBdr>
-          <w:bottom w:val="dotted" w:color="A6A6A6" w:sz="4" w:space="1"/>
-        </w:pBdr>
-        <w:spacing w:after="0" w:line="380"/>
-      </w:pPr>
-      <w:r>
-        <w:rPr>
-          <w:rFonts w:ascii="Arial" w:cs="Arial" w:eastAsia="Arial" w:hAnsi="Arial"/>
-          <w:sz w:val="21"/>
-          <w:szCs w:val="21"/>
-        </w:rPr>
-        <w:t xml:space="preserve"/>
-      </w:r>
-    </w:p>
-    <w:p>
-      <w:pPr>
-        <w:pBdr>
-          <w:bottom w:val="dotted" w:color="A6A6A6" w:sz="4" w:space="1"/>
-        </w:pBdr>
-        <w:spacing w:after="0" w:line="380"/>
-      </w:pPr>
-      <w:r>
-        <w:rPr>
-          <w:rFonts w:ascii="Arial" w:cs="Arial" w:eastAsia="Arial" w:hAnsi="Arial"/>
-          <w:sz w:val="21"/>
-          <w:szCs w:val="21"/>
-        </w:rPr>
-        <w:t xml:space="preserve"/>
-      </w:r>
-    </w:p>
-    <w:p>
-      <w:pPr>
-        <w:pBdr>
-          <w:bottom w:val="dotted" w:color="A6A6A6" w:sz="4" w:space="1"/>
-        </w:pBdr>
-        <w:spacing w:after="0" w:line="380"/>
-      </w:pPr>
-      <w:r>
-        <w:rPr>
-          <w:rFonts w:ascii="Arial" w:cs="Arial" w:eastAsia="Arial" w:hAnsi="Arial"/>
-          <w:sz w:val="21"/>
-          <w:szCs w:val="21"/>
-        </w:rPr>
-        <w:t xml:space="preserve"/>
-      </w:r>
-    </w:p>
-    <w:p>
-      <w:pPr>
-        <w:spacing w:after="40" w:before="160"/>
-      </w:pPr>
-      <w:r>
-        <w:rPr>
-          <w:rFonts w:ascii="Arial" w:cs="Arial" w:eastAsia="Arial" w:hAnsi="Arial"/>
-          <w:b/>
-          <w:bCs/>
-          <w:color w:val="1F4E79"/>
-          <w:sz w:val="21"/>
-          <w:szCs w:val="21"/>
-        </w:rPr>
-        <w:t xml:space="preserve">Exercice 14. </w:t>
-      </w:r>
-      <w:r>
-        <w:rPr>
-          <w:rFonts w:ascii="Arial" w:cs="Arial" w:eastAsia="Arial" w:hAnsi="Arial"/>
-          <w:sz w:val="21"/>
-          <w:szCs w:val="21"/>
-        </w:rPr>
-        <w:t xml:space="preserve">ΔE = 90 GJ, Δt = 10 h. Calculer P en MW. (attention aux unités !)</w:t>
-      </w:r>
-    </w:p>
-    <w:p>
-      <w:pPr>
-        <w:pBdr>
-          <w:bottom w:val="dotted" w:color="A6A6A6" w:sz="4" w:space="1"/>
-        </w:pBdr>
-        <w:spacing w:after="0" w:line="380"/>
-      </w:pPr>
-      <w:r>
-        <w:rPr>
-          <w:rFonts w:ascii="Arial" w:cs="Arial" w:eastAsia="Arial" w:hAnsi="Arial"/>
-          <w:sz w:val="21"/>
-          <w:szCs w:val="21"/>
-        </w:rPr>
-        <w:t xml:space="preserve"/>
-      </w:r>
-    </w:p>
-    <w:p>
-      <w:pPr>
-        <w:pBdr>
-          <w:bottom w:val="dotted" w:color="A6A6A6" w:sz="4" w:space="1"/>
-        </w:pBdr>
-        <w:spacing w:after="0" w:line="380"/>
-      </w:pPr>
-      <w:r>
-        <w:rPr>
-          <w:rFonts w:ascii="Arial" w:cs="Arial" w:eastAsia="Arial" w:hAnsi="Arial"/>
-          <w:sz w:val="21"/>
-          <w:szCs w:val="21"/>
-        </w:rPr>
-        <w:t xml:space="preserve"/>
-      </w:r>
-    </w:p>
-    <w:p>
-      <w:pPr>
-        <w:pBdr>
-          <w:bottom w:val="dotted" w:color="A6A6A6" w:sz="4" w:space="1"/>
-        </w:pBdr>
-        <w:spacing w:after="0" w:line="380"/>
-      </w:pPr>
-      <w:r>
-        <w:rPr>
-          <w:rFonts w:ascii="Arial" w:cs="Arial" w:eastAsia="Arial" w:hAnsi="Arial"/>
-          <w:sz w:val="21"/>
-          <w:szCs w:val="21"/>
-        </w:rPr>
-        <w:t xml:space="preserve"/>
-      </w:r>
-    </w:p>
-    <w:p>
-      <w:pPr>
-        <w:spacing w:after="40" w:before="160"/>
-      </w:pPr>
-      <w:r>
-        <w:rPr>
-          <w:rFonts w:ascii="Arial" w:cs="Arial" w:eastAsia="Arial" w:hAnsi="Arial"/>
-          <w:b/>
-          <w:bCs/>
-          <w:color w:val="1F4E79"/>
-          <w:sz w:val="21"/>
-          <w:szCs w:val="21"/>
-        </w:rPr>
-        <w:t xml:space="preserve">Exercice 15. </w:t>
+        <w:t xml:space="preserve">Exercice 7. </w:t>
       </w:r>
       <w:r>
         <w:rPr>
@@ -1315,7 +723,7 @@
           <w:sz w:val="21"/>
           <w:szCs w:val="21"/>
         </w:rPr>
-        <w:t xml:space="preserve">Exercice 16. </w:t>
+        <w:t xml:space="preserve">Exercice 8. </w:t>
       </w:r>
       <w:r>
         <w:rPr>
@@ -1387,15 +795,31 @@
           <w:sz w:val="21"/>
           <w:szCs w:val="21"/>
         </w:rPr>
-        <w:t xml:space="preserve">Exercice 17. </w:t>
-      </w:r>
-      <w:r>
-        <w:rPr>
-          <w:rFonts w:ascii="Arial" w:cs="Arial" w:eastAsia="Arial" w:hAnsi="Arial"/>
-          <w:sz w:val="21"/>
-          <w:szCs w:val="21"/>
-        </w:rPr>
-        <w:t xml:space="preserve">Pu = 450 W, η = 0,75. Calculer Pa.</w:t>
+        <w:t xml:space="preserve">Exercice 9. </w:t>
+      </w:r>
+      <w:r>
+        <w:rPr>
+          <w:rFonts w:ascii="Arial" w:cs="Arial" w:eastAsia="Arial" w:hAnsi="Arial"/>
+          <w:sz w:val="21"/>
+          <w:szCs w:val="21"/>
+        </w:rPr>
+        <w:t xml:space="preserve">Pa = 3 kW, pertes = 750 W. Calculer η puis η en %.</w:t>
+      </w:r>
+    </w:p>
+    <w:p>
+      <w:pPr>
+        <w:pBdr>
+          <w:bottom w:val="dotted" w:color="A6A6A6" w:sz="4" w:space="1"/>
+        </w:pBdr>
+        <w:spacing w:after="0" w:line="380"/>
+      </w:pPr>
+      <w:r>
+        <w:rPr>
+          <w:rFonts w:ascii="Arial" w:cs="Arial" w:eastAsia="Arial" w:hAnsi="Arial"/>
+          <w:sz w:val="21"/>
+          <w:szCs w:val="21"/>
+        </w:rPr>
+        <w:t xml:space="preserve"/>
       </w:r>
     </w:p>
     <w:p>
@@ -1443,167 +867,7 @@
           <w:sz w:val="21"/>
           <w:szCs w:val="21"/>
         </w:rPr>
-        <w:t xml:space="preserve">Exercice 18. </w:t>
-      </w:r>
-      <w:r>
-        <w:rPr>
-          <w:rFonts w:ascii="Arial" w:cs="Arial" w:eastAsia="Arial" w:hAnsi="Arial"/>
-          <w:sz w:val="21"/>
-          <w:szCs w:val="21"/>
-        </w:rPr>
-        <w:t xml:space="preserve">Pa = 3 kW, pertes = 750 W. Calculer η puis η en %.</w:t>
-      </w:r>
-    </w:p>
-    <w:p>
-      <w:pPr>
-        <w:pBdr>
-          <w:bottom w:val="dotted" w:color="A6A6A6" w:sz="4" w:space="1"/>
-        </w:pBdr>
-        <w:spacing w:after="0" w:line="380"/>
-      </w:pPr>
-      <w:r>
-        <w:rPr>
-          <w:rFonts w:ascii="Arial" w:cs="Arial" w:eastAsia="Arial" w:hAnsi="Arial"/>
-          <w:sz w:val="21"/>
-          <w:szCs w:val="21"/>
-        </w:rPr>
-        <w:t xml:space="preserve"/>
-      </w:r>
-    </w:p>
-    <w:p>
-      <w:pPr>
-        <w:pBdr>
-          <w:bottom w:val="dotted" w:color="A6A6A6" w:sz="4" w:space="1"/>
-        </w:pBdr>
-        <w:spacing w:after="0" w:line="380"/>
-      </w:pPr>
-      <w:r>
-        <w:rPr>
-          <w:rFonts w:ascii="Arial" w:cs="Arial" w:eastAsia="Arial" w:hAnsi="Arial"/>
-          <w:sz w:val="21"/>
-          <w:szCs w:val="21"/>
-        </w:rPr>
-        <w:t xml:space="preserve"/>
-      </w:r>
-    </w:p>
-    <w:p>
-      <w:pPr>
-        <w:pBdr>
-          <w:bottom w:val="dotted" w:color="A6A6A6" w:sz="4" w:space="1"/>
-        </w:pBdr>
-        <w:spacing w:after="0" w:line="380"/>
-      </w:pPr>
-      <w:r>
-        <w:rPr>
-          <w:rFonts w:ascii="Arial" w:cs="Arial" w:eastAsia="Arial" w:hAnsi="Arial"/>
-          <w:sz w:val="21"/>
-          <w:szCs w:val="21"/>
-        </w:rPr>
-        <w:t xml:space="preserve"/>
-      </w:r>
-    </w:p>
-    <w:p>
-      <w:pPr>
-        <w:spacing w:after="40" w:before="160"/>
-      </w:pPr>
-      <w:r>
-        <w:rPr>
-          <w:rFonts w:ascii="Arial" w:cs="Arial" w:eastAsia="Arial" w:hAnsi="Arial"/>
-          <w:b/>
-          <w:bCs/>
-          <w:color w:val="1F4E79"/>
-          <w:sz w:val="21"/>
-          <w:szCs w:val="21"/>
-        </w:rPr>
-        <w:t xml:space="preserve">Exercice 19. </w:t>
-      </w:r>
-      <w:r>
-        <w:rPr>
-          <w:rFonts w:ascii="Arial" w:cs="Arial" w:eastAsia="Arial" w:hAnsi="Arial"/>
-          <w:sz w:val="21"/>
-          <w:szCs w:val="21"/>
-        </w:rPr>
-        <w:t xml:space="preserve">Un moteur absorbe Pa = 1 200 kW avec η = 92 %. Il fonctionne 3 h. Calculer l'énergie utile Eu en kWh puis en GJ.</w:t>
-      </w:r>
-    </w:p>
-    <w:p>
-      <w:pPr>
-        <w:pBdr>
-          <w:bottom w:val="dotted" w:color="A6A6A6" w:sz="4" w:space="1"/>
-        </w:pBdr>
-        <w:spacing w:after="0" w:line="380"/>
-      </w:pPr>
-      <w:r>
-        <w:rPr>
-          <w:rFonts w:ascii="Arial" w:cs="Arial" w:eastAsia="Arial" w:hAnsi="Arial"/>
-          <w:sz w:val="21"/>
-          <w:szCs w:val="21"/>
-        </w:rPr>
-        <w:t xml:space="preserve"/>
-      </w:r>
-    </w:p>
-    <w:p>
-      <w:pPr>
-        <w:pBdr>
-          <w:bottom w:val="dotted" w:color="A6A6A6" w:sz="4" w:space="1"/>
-        </w:pBdr>
-        <w:spacing w:after="0" w:line="380"/>
-      </w:pPr>
-      <w:r>
-        <w:rPr>
-          <w:rFonts w:ascii="Arial" w:cs="Arial" w:eastAsia="Arial" w:hAnsi="Arial"/>
-          <w:sz w:val="21"/>
-          <w:szCs w:val="21"/>
-        </w:rPr>
-        <w:t xml:space="preserve"/>
-      </w:r>
-    </w:p>
-    <w:p>
-      <w:pPr>
-        <w:pBdr>
-          <w:bottom w:val="dotted" w:color="A6A6A6" w:sz="4" w:space="1"/>
-        </w:pBdr>
-        <w:spacing w:after="0" w:line="380"/>
-      </w:pPr>
-      <w:r>
-        <w:rPr>
-          <w:rFonts w:ascii="Arial" w:cs="Arial" w:eastAsia="Arial" w:hAnsi="Arial"/>
-          <w:sz w:val="21"/>
-          <w:szCs w:val="21"/>
-        </w:rPr>
-        <w:t xml:space="preserve"/>
-      </w:r>
-    </w:p>
-    <w:p>
-      <w:pPr>
-        <w:pBdr>
-          <w:bottom w:val="dotted" w:color="A6A6A6" w:sz="4" w:space="1"/>
-        </w:pBdr>
-        <w:spacing w:after="0" w:line="380"/>
-      </w:pPr>
-      <w:r>
-        <w:rPr>
-          <w:rFonts w:ascii="Arial" w:cs="Arial" w:eastAsia="Arial" w:hAnsi="Arial"/>
-          <w:sz w:val="21"/>
-          <w:szCs w:val="21"/>
-        </w:rPr>
-        <w:t xml:space="preserve"/>
-      </w:r>
-    </w:p>
-    <w:p>
-      <w:pPr>
-        <w:spacing w:after="40" w:before="160"/>
-      </w:pPr>
-      <w:r>
-        <w:rPr>
-          <w:rFonts w:ascii="Arial" w:cs="Arial" w:eastAsia="Arial" w:hAnsi="Arial"/>
-          <w:b/>
-          <w:bCs/>
-          <w:color w:val="1F4E79"/>
-          <w:sz w:val="21"/>
-          <w:szCs w:val="21"/>
-        </w:rPr>
-        <w:t xml:space="preserve">Exercice 20. </w:t>
+        <w:t xml:space="preserve">Exercice 10. </w:t>
       </w:r>
       <w:r>
         <w:rPr>
@@ -1660,78 +924,6 @@
           <w:szCs w:val="21"/>
         </w:rPr>
         <w:t xml:space="preserve"/>
-      </w:r>
-    </w:p>
-    <w:p>
-      <w:pPr>
-        <w:pBdr>
-          <w:bottom w:val="dotted" w:color="A6A6A6" w:sz="4" w:space="1"/>
-        </w:pBdr>
-        <w:spacing w:after="0" w:line="380"/>
-      </w:pPr>
-      <w:r>
-        <w:rPr>
-          <w:rFonts w:ascii="Arial" w:cs="Arial" w:eastAsia="Arial" w:hAnsi="Arial"/>
-          <w:sz w:val="21"/>
-          <w:szCs w:val="21"/>
-        </w:rPr>
-        <w:t xml:space="preserve"/>
-      </w:r>
-    </w:p>
-    <w:p>
-      <w:pPr>
-        <w:pBdr>
-          <w:bottom w:val="dotted" w:color="A6A6A6" w:sz="4" w:space="1"/>
-        </w:pBdr>
-        <w:spacing w:after="0" w:line="380"/>
-      </w:pPr>
-      <w:r>
-        <w:rPr>
-          <w:rFonts w:ascii="Arial" w:cs="Arial" w:eastAsia="Arial" w:hAnsi="Arial"/>
-          <w:sz w:val="21"/>
-          <w:szCs w:val="21"/>
-        </w:rPr>
-        <w:t xml:space="preserve"/>
-      </w:r>
-    </w:p>
-    <w:p>
-      <w:pPr>
-        <w:pBdr>
-          <w:bottom w:val="dotted" w:color="A6A6A6" w:sz="4" w:space="1"/>
-        </w:pBdr>
-        <w:spacing w:after="0" w:line="380"/>
-      </w:pPr>
-      <w:r>
-        <w:rPr>
-          <w:rFonts w:ascii="Arial" w:cs="Arial" w:eastAsia="Arial" w:hAnsi="Arial"/>
-          <w:sz w:val="21"/>
-          <w:szCs w:val="21"/>
-        </w:rPr>
-        <w:t xml:space="preserve"/>
-      </w:r>
-    </w:p>
-    <w:p>
-      <w:pPr>
-        <w:spacing w:after="40" w:before="160"/>
-      </w:pPr>
-      <w:r>
-        <w:rPr>
-          <w:rFonts w:ascii="Arial" w:cs="Arial" w:eastAsia="Arial" w:hAnsi="Arial"/>
-          <w:b/>
-          <w:bCs/>
-          <w:color w:val="1F4E79"/>
-          <w:sz w:val="21"/>
-          <w:szCs w:val="21"/>
-        </w:rPr>
-        <w:t xml:space="preserve">Exercice 21. </w:t>
-      </w:r>
-      <w:r>
-        <w:rPr>
-          <w:rFonts w:ascii="Arial" w:cs="Arial" w:eastAsia="Arial" w:hAnsi="Arial"/>
-          <w:sz w:val="21"/>
-          <w:szCs w:val="21"/>
-        </w:rPr>
-        <w:t xml:space="preserve">Un moteur (η₁ = 90 %) entraîne un réducteur (η₂ = 80 %). Pa = 5 kW. Calculer le rendement global et Pu.</w:t>
       </w:r>
     </w:p>
     <w:p>
@@ -1813,127 +1005,7 @@
           <w:sz w:val="21"/>
           <w:szCs w:val="21"/>
         </w:rPr>
-        <w:t xml:space="preserve">Exercice 22. </w:t>
-      </w:r>
-      <w:r>
-        <w:rPr>
-          <w:rFonts w:ascii="Arial" w:cs="Arial" w:eastAsia="Arial" w:hAnsi="Arial"/>
-          <w:sz w:val="21"/>
-          <w:szCs w:val="21"/>
-        </w:rPr>
-        <w:t xml:space="preserve">Un chauffe-eau contient 150 L d'eau à chauffer de 15 °C à 60 °C. a) Calculer l'énergie W en J puis en kWh. b) La résistance fait 2 500 W avec η = 95 %. Combien de temps faut-il ?</w:t>
-      </w:r>
-    </w:p>
-    <w:p>
-      <w:pPr>
-        <w:pBdr>
-          <w:bottom w:val="dotted" w:color="A6A6A6" w:sz="4" w:space="1"/>
-        </w:pBdr>
-        <w:spacing w:after="0" w:line="380"/>
-      </w:pPr>
-      <w:r>
-        <w:rPr>
-          <w:rFonts w:ascii="Arial" w:cs="Arial" w:eastAsia="Arial" w:hAnsi="Arial"/>
-          <w:sz w:val="21"/>
-          <w:szCs w:val="21"/>
-        </w:rPr>
-        <w:t xml:space="preserve"/>
-      </w:r>
-    </w:p>
-    <w:p>
-      <w:pPr>
-        <w:pBdr>
-          <w:bottom w:val="dotted" w:color="A6A6A6" w:sz="4" w:space="1"/>
-        </w:pBdr>
-        <w:spacing w:after="0" w:line="380"/>
-      </w:pPr>
-      <w:r>
-        <w:rPr>
-          <w:rFonts w:ascii="Arial" w:cs="Arial" w:eastAsia="Arial" w:hAnsi="Arial"/>
-          <w:sz w:val="21"/>
-          <w:szCs w:val="21"/>
-        </w:rPr>
-        <w:t xml:space="preserve"/>
-      </w:r>
-    </w:p>
-    <w:p>
-      <w:pPr>
-        <w:pBdr>
-          <w:bottom w:val="dotted" w:color="A6A6A6" w:sz="4" w:space="1"/>
-        </w:pBdr>
-        <w:spacing w:after="0" w:line="380"/>
-      </w:pPr>
-      <w:r>
-        <w:rPr>
-          <w:rFonts w:ascii="Arial" w:cs="Arial" w:eastAsia="Arial" w:hAnsi="Arial"/>
-          <w:sz w:val="21"/>
-          <w:szCs w:val="21"/>
-        </w:rPr>
-        <w:t xml:space="preserve"/>
-      </w:r>
-    </w:p>
-    <w:p>
-      <w:pPr>
-        <w:pBdr>
-          <w:bottom w:val="dotted" w:color="A6A6A6" w:sz="4" w:space="1"/>
-        </w:pBdr>
-        <w:spacing w:after="0" w:line="380"/>
-      </w:pPr>
-      <w:r>
-        <w:rPr>
-          <w:rFonts w:ascii="Arial" w:cs="Arial" w:eastAsia="Arial" w:hAnsi="Arial"/>
-          <w:sz w:val="21"/>
-          <w:szCs w:val="21"/>
-        </w:rPr>
-        <w:t xml:space="preserve"/>
-      </w:r>
-    </w:p>
-    <w:p>
-      <w:pPr>
-        <w:pBdr>
-          <w:bottom w:val="dotted" w:color="A6A6A6" w:sz="4" w:space="1"/>
-        </w:pBdr>
-        <w:spacing w:after="0" w:line="380"/>
-      </w:pPr>
-      <w:r>
-        <w:rPr>
-          <w:rFonts w:ascii="Arial" w:cs="Arial" w:eastAsia="Arial" w:hAnsi="Arial"/>
-          <w:sz w:val="21"/>
-          <w:szCs w:val="21"/>
-        </w:rPr>
-        <w:t xml:space="preserve"/>
-      </w:r>
-    </w:p>
-    <w:p>
-      <w:pPr>
-        <w:pBdr>
-          <w:bottom w:val="dotted" w:color="A6A6A6" w:sz="4" w:space="1"/>
-        </w:pBdr>
-        <w:spacing w:after="0" w:line="380"/>
-      </w:pPr>
-      <w:r>
-        <w:rPr>
-          <w:rFonts w:ascii="Arial" w:cs="Arial" w:eastAsia="Arial" w:hAnsi="Arial"/>
-          <w:sz w:val="21"/>
-          <w:szCs w:val="21"/>
-        </w:rPr>
-        <w:t xml:space="preserve"/>
-      </w:r>
-    </w:p>
-    <w:p>
-      <w:pPr>
-        <w:spacing w:after="40" w:before="160"/>
-      </w:pPr>
-      <w:r>
-        <w:rPr>
-          <w:rFonts w:ascii="Arial" w:cs="Arial" w:eastAsia="Arial" w:hAnsi="Arial"/>
-          <w:b/>
-          <w:bCs/>
-          <w:color w:val="1F4E79"/>
-          <w:sz w:val="21"/>
-          <w:szCs w:val="21"/>
-        </w:rPr>
-        <w:t xml:space="preserve">Exercice 23. </w:t>
+        <w:t xml:space="preserve">Exercice 11. </w:t>
       </w:r>
       <w:r>
         <w:rPr>
@@ -2084,7 +1156,7 @@
           <w:sz w:val="21"/>
           <w:szCs w:val="21"/>
         </w:rPr>
-        <w:t xml:space="preserve">Exercice 24. </w:t>
+        <w:t xml:space="preserve">Exercice 12. </w:t>
       </w:r>
       <w:r>
         <w:rPr>
@@ -2173,240 +1245,6 @@
           <w:szCs w:val="21"/>
         </w:rPr>
         <w:t xml:space="preserve"/>
-      </w:r>
-    </w:p>
-    <w:p>
-      <w:pPr>
-        <w:pBdr>
-          <w:bottom w:val="dotted" w:color="A6A6A6" w:sz="4" w:space="1"/>
-        </w:pBdr>
-        <w:spacing w:after="0" w:line="380"/>
-      </w:pPr>
-      <w:r>
-        <w:rPr>
-          <w:rFonts w:ascii="Arial" w:cs="Arial" w:eastAsia="Arial" w:hAnsi="Arial"/>
-          <w:sz w:val="21"/>
-          <w:szCs w:val="21"/>
-        </w:rPr>
-        <w:t xml:space="preserve"/>
-      </w:r>
-    </w:p>
-    <w:p>
-      <w:pPr>
-        <w:pBdr>
-          <w:bottom w:val="dotted" w:color="A6A6A6" w:sz="4" w:space="1"/>
-        </w:pBdr>
-        <w:spacing w:after="0" w:line="380"/>
-      </w:pPr>
-      <w:r>
-        <w:rPr>
-          <w:rFonts w:ascii="Arial" w:cs="Arial" w:eastAsia="Arial" w:hAnsi="Arial"/>
-          <w:sz w:val="21"/>
-          <w:szCs w:val="21"/>
-        </w:rPr>
-        <w:t xml:space="preserve"/>
-      </w:r>
-    </w:p>
-    <w:p>
-      <w:pPr>
-        <w:pBdr>
-          <w:bottom w:val="dotted" w:color="A6A6A6" w:sz="4" w:space="1"/>
-        </w:pBdr>
-        <w:spacing w:after="0" w:line="380"/>
-      </w:pPr>
-      <w:r>
-        <w:rPr>
-          <w:rFonts w:ascii="Arial" w:cs="Arial" w:eastAsia="Arial" w:hAnsi="Arial"/>
-          <w:sz w:val="21"/>
-          <w:szCs w:val="21"/>
-        </w:rPr>
-        <w:t xml:space="preserve"/>
-      </w:r>
-    </w:p>
-    <w:p>
-      <w:pPr>
-        <w:pStyle w:val="Heading1"/>
-        <w:shd w:fill="1F4E79" w:color="auto" w:val="clear"/>
-        <w:spacing w:after="120" w:before="240"/>
-      </w:pPr>
-      <w:r>
-        <w:rPr>
-          <w:rFonts w:ascii="Arial" w:cs="Arial" w:eastAsia="Arial" w:hAnsi="Arial"/>
-          <w:b/>
-          <w:bCs/>
-          <w:color w:val="FFFFFF"/>
-          <w:sz w:val="30"/>
-          <w:szCs w:val="30"/>
-        </w:rPr>
-        <w:t xml:space="preserve">F. Cours</w:t>
-      </w:r>
-    </w:p>
-    <w:p>
-      <w:pPr>
-        <w:spacing w:after="40" w:before="160"/>
-      </w:pPr>
-      <w:r>
-        <w:rPr>
-          <w:rFonts w:ascii="Arial" w:cs="Arial" w:eastAsia="Arial" w:hAnsi="Arial"/>
-          <w:b/>
-          <w:bCs/>
-          <w:color w:val="1F4E79"/>
-          <w:sz w:val="21"/>
-          <w:szCs w:val="21"/>
-        </w:rPr>
-        <w:t xml:space="preserve">Exercice 25. </w:t>
-      </w:r>
-      <w:r>
-        <w:rPr>
-          <w:rFonts w:ascii="Arial" w:cs="Arial" w:eastAsia="Arial" w:hAnsi="Arial"/>
-          <w:sz w:val="21"/>
-          <w:szCs w:val="21"/>
-        </w:rPr>
-        <w:t xml:space="preserve">Citer 3 énergies non renouvelables et 3 énergies renouvelables.</w:t>
-      </w:r>
-    </w:p>
-    <w:p>
-      <w:pPr>
-        <w:pBdr>
-          <w:bottom w:val="dotted" w:color="A6A6A6" w:sz="4" w:space="1"/>
-        </w:pBdr>
-        <w:spacing w:after="0" w:line="380"/>
-      </w:pPr>
-      <w:r>
-        <w:rPr>
-          <w:rFonts w:ascii="Arial" w:cs="Arial" w:eastAsia="Arial" w:hAnsi="Arial"/>
-          <w:sz w:val="21"/>
-          <w:szCs w:val="21"/>
-        </w:rPr>
-        <w:t xml:space="preserve"/>
-      </w:r>
-    </w:p>
-    <w:p>
-      <w:pPr>
-        <w:pBdr>
-          <w:bottom w:val="dotted" w:color="A6A6A6" w:sz="4" w:space="1"/>
-        </w:pBdr>
-        <w:spacing w:after="0" w:line="380"/>
-      </w:pPr>
-      <w:r>
-        <w:rPr>
-          <w:rFonts w:ascii="Arial" w:cs="Arial" w:eastAsia="Arial" w:hAnsi="Arial"/>
-          <w:sz w:val="21"/>
-          <w:szCs w:val="21"/>
-        </w:rPr>
-        <w:t xml:space="preserve"/>
-      </w:r>
-    </w:p>
-    <w:p>
-      <w:pPr>
-        <w:spacing w:after="40" w:before="160"/>
-      </w:pPr>
-      <w:r>
-        <w:rPr>
-          <w:rFonts w:ascii="Arial" w:cs="Arial" w:eastAsia="Arial" w:hAnsi="Arial"/>
-          <w:b/>
-          <w:bCs/>
-          <w:color w:val="1F4E79"/>
-          <w:sz w:val="21"/>
-          <w:szCs w:val="21"/>
-        </w:rPr>
-        <w:t xml:space="preserve">Exercice 26. </w:t>
-      </w:r>
-      <w:r>
-        <w:rPr>
-          <w:rFonts w:ascii="Arial" w:cs="Arial" w:eastAsia="Arial" w:hAnsi="Arial"/>
-          <w:sz w:val="21"/>
-          <w:szCs w:val="21"/>
-        </w:rPr>
-        <w:t xml:space="preserve">Expliquer le fonctionnement d'une centrale thermique (5 étapes).</w:t>
-      </w:r>
-    </w:p>
-    <w:p>
-      <w:pPr>
-        <w:pBdr>
-          <w:bottom w:val="dotted" w:color="A6A6A6" w:sz="4" w:space="1"/>
-        </w:pBdr>
-        <w:spacing w:after="0" w:line="380"/>
-      </w:pPr>
-      <w:r>
-        <w:rPr>
-          <w:rFonts w:ascii="Arial" w:cs="Arial" w:eastAsia="Arial" w:hAnsi="Arial"/>
-          <w:sz w:val="21"/>
-          <w:szCs w:val="21"/>
-        </w:rPr>
-        <w:t xml:space="preserve"/>
-      </w:r>
-    </w:p>
-    <w:p>
-      <w:pPr>
-        <w:pBdr>
-          <w:bottom w:val="dotted" w:color="A6A6A6" w:sz="4" w:space="1"/>
-        </w:pBdr>
-        <w:spacing w:after="0" w:line="380"/>
-      </w:pPr>
-      <w:r>
-        <w:rPr>
-          <w:rFonts w:ascii="Arial" w:cs="Arial" w:eastAsia="Arial" w:hAnsi="Arial"/>
-          <w:sz w:val="21"/>
-          <w:szCs w:val="21"/>
-        </w:rPr>
-        <w:t xml:space="preserve"/>
-      </w:r>
-    </w:p>
-    <w:p>
-      <w:pPr>
-        <w:pBdr>
-          <w:bottom w:val="dotted" w:color="A6A6A6" w:sz="4" w:space="1"/>
-        </w:pBdr>
-        <w:spacing w:after="0" w:line="380"/>
-      </w:pPr>
-      <w:r>
-        <w:rPr>
-          <w:rFonts w:ascii="Arial" w:cs="Arial" w:eastAsia="Arial" w:hAnsi="Arial"/>
-          <w:sz w:val="21"/>
-          <w:szCs w:val="21"/>
-        </w:rPr>
-        <w:t xml:space="preserve"/>
-      </w:r>
-    </w:p>
-    <w:p>
-      <w:pPr>
-        <w:pBdr>
-          <w:bottom w:val="dotted" w:color="A6A6A6" w:sz="4" w:space="1"/>
-        </w:pBdr>
-        <w:spacing w:after="0" w:line="380"/>
-      </w:pPr>
-      <w:r>
-        <w:rPr>
-          <w:rFonts w:ascii="Arial" w:cs="Arial" w:eastAsia="Arial" w:hAnsi="Arial"/>
-          <w:sz w:val="21"/>
-          <w:szCs w:val="21"/>
-        </w:rPr>
-        <w:t xml:space="preserve"/>
-      </w:r>
-    </w:p>
-    <w:p>
-      <w:pPr>
-        <w:spacing w:after="40" w:before="160"/>
-      </w:pPr>
-      <w:r>
-        <w:rPr>
-          <w:rFonts w:ascii="Arial" w:cs="Arial" w:eastAsia="Arial" w:hAnsi="Arial"/>
-          <w:b/>
-          <w:bCs/>
-          <w:color w:val="1F4E79"/>
-          <w:sz w:val="21"/>
-          <w:szCs w:val="21"/>
-        </w:rPr>
-        <w:t xml:space="preserve">Exercice 27. </w:t>
-      </w:r>
-      <w:r>
-        <w:rPr>
-          <w:rFonts w:ascii="Arial" w:cs="Arial" w:eastAsia="Arial" w:hAnsi="Arial"/>
-          <w:sz w:val="21"/>
-          <w:szCs w:val="21"/>
-        </w:rPr>
-        <w:t xml:space="preserve">Pourquoi utilise-t-on 4-20 mA et pas 0-20 mA ? (indice : que vaut le courant si le fil est coupé ?)</w:t>
       </w:r>
     </w:p>
     <w:p>
@@ -2569,17 +1407,17 @@
           <w:sz w:val="21"/>
           <w:szCs w:val="21"/>
         </w:rPr>
-        <w:t xml:space="preserve"> 12 ÷ 0,3 = </w:t>
-      </w:r>
-      <w:r>
-        <w:rPr>
-          <w:rFonts w:ascii="Arial" w:cs="Arial" w:eastAsia="Arial" w:hAnsi="Arial"/>
-          <w:b/>
-          <w:bCs/>
-          <w:sz w:val="21"/>
-          <w:szCs w:val="21"/>
-        </w:rPr>
-        <w:t xml:space="preserve">40 T de bois</w:t>
+        <w:t xml:space="preserve"> 2 400 ÷ 0,6 = </w:t>
+      </w:r>
+      <w:r>
+        <w:rPr>
+          <w:rFonts w:ascii="Arial" w:cs="Arial" w:eastAsia="Arial" w:hAnsi="Arial"/>
+          <w:b/>
+          <w:bCs/>
+          <w:sz w:val="21"/>
+          <w:szCs w:val="21"/>
+        </w:rPr>
+        <w:t xml:space="preserve">4 000 T de charbon</w:t>
       </w:r>
     </w:p>
     <w:p>
@@ -2602,17 +1440,35 @@
           <w:sz w:val="21"/>
           <w:szCs w:val="21"/>
         </w:rPr>
-        <w:t xml:space="preserve"> 8,4 × 1,05 = </w:t>
-      </w:r>
-      <w:r>
-        <w:rPr>
-          <w:rFonts w:ascii="Arial" w:cs="Arial" w:eastAsia="Arial" w:hAnsi="Arial"/>
-          <w:b/>
-          <w:bCs/>
-          <w:sz w:val="21"/>
-          <w:szCs w:val="21"/>
-        </w:rPr>
-        <w:t xml:space="preserve">8,82 tep</w:t>
+        <w:t xml:space="preserve"> 50 × 10 = </w:t>
+      </w:r>
+      <w:r>
+        <w:rPr>
+          <w:rFonts w:ascii="Arial" w:cs="Arial" w:eastAsia="Arial" w:hAnsi="Arial"/>
+          <w:b/>
+          <w:bCs/>
+          <w:sz w:val="21"/>
+          <w:szCs w:val="21"/>
+        </w:rPr>
+        <w:t xml:space="preserve">500 tep</w:t>
+      </w:r>
+      <w:r>
+        <w:rPr>
+          <w:rFonts w:ascii="Arial" w:cs="Arial" w:eastAsia="Arial" w:hAnsi="Arial"/>
+          <w:sz w:val="21"/>
+          <w:szCs w:val="21"/>
+        </w:rPr>
+        <w:t xml:space="preserve"> → 500 ÷ 0,6 = </w:t>
+      </w:r>
+      <w:r>
+        <w:rPr>
+          <w:rFonts w:ascii="Arial" w:cs="Arial" w:eastAsia="Arial" w:hAnsi="Arial"/>
+          <w:b/>
+          <w:bCs/>
+          <w:sz w:val="21"/>
+          <w:szCs w:val="21"/>
+        </w:rPr>
+        <w:t xml:space="preserve">833 T de charbon</w:t>
       </w:r>
     </w:p>
     <w:p>
@@ -2635,156 +1491,6 @@
           <w:sz w:val="21"/>
           <w:szCs w:val="21"/>
         </w:rPr>
-        <w:t xml:space="preserve"> 2 400 ÷ 0,6 = </w:t>
-      </w:r>
-      <w:r>
-        <w:rPr>
-          <w:rFonts w:ascii="Arial" w:cs="Arial" w:eastAsia="Arial" w:hAnsi="Arial"/>
-          <w:b/>
-          <w:bCs/>
-          <w:sz w:val="21"/>
-          <w:szCs w:val="21"/>
-        </w:rPr>
-        <w:t xml:space="preserve">4 000 T de charbon</w:t>
-      </w:r>
-    </w:p>
-    <w:p>
-      <w:pPr>
-        <w:spacing w:after="80"/>
-      </w:pPr>
-      <w:r>
-        <w:rPr>
-          <w:rFonts w:ascii="Arial" w:cs="Arial" w:eastAsia="Arial" w:hAnsi="Arial"/>
-          <w:b/>
-          <w:bCs/>
-          <w:sz w:val="21"/>
-          <w:szCs w:val="21"/>
-        </w:rPr>
-        <w:t xml:space="preserve">5.</w:t>
-      </w:r>
-      <w:r>
-        <w:rPr>
-          <w:rFonts w:ascii="Arial" w:cs="Arial" w:eastAsia="Arial" w:hAnsi="Arial"/>
-          <w:sz w:val="21"/>
-          <w:szCs w:val="21"/>
-        </w:rPr>
-        <w:t xml:space="preserve"> 0,8×10⁶ × 11,6 MWh = 9,28×10⁶ MWh = </w:t>
-      </w:r>
-      <w:r>
-        <w:rPr>
-          <w:rFonts w:ascii="Arial" w:cs="Arial" w:eastAsia="Arial" w:hAnsi="Arial"/>
-          <w:b/>
-          <w:bCs/>
-          <w:sz w:val="21"/>
-          <w:szCs w:val="21"/>
-        </w:rPr>
-        <w:t xml:space="preserve">9,28 TWh</w:t>
-      </w:r>
-    </w:p>
-    <w:p>
-      <w:pPr>
-        <w:spacing w:after="80"/>
-      </w:pPr>
-      <w:r>
-        <w:rPr>
-          <w:rFonts w:ascii="Arial" w:cs="Arial" w:eastAsia="Arial" w:hAnsi="Arial"/>
-          <w:b/>
-          <w:bCs/>
-          <w:sz w:val="21"/>
-          <w:szCs w:val="21"/>
-        </w:rPr>
-        <w:t xml:space="preserve">6.</w:t>
-      </w:r>
-      <w:r>
-        <w:rPr>
-          <w:rFonts w:ascii="Arial" w:cs="Arial" w:eastAsia="Arial" w:hAnsi="Arial"/>
-          <w:sz w:val="21"/>
-          <w:szCs w:val="21"/>
-        </w:rPr>
-        <w:t xml:space="preserve"> 15 T fioul = 15 tep → 15 × 11 600 = </w:t>
-      </w:r>
-      <w:r>
-        <w:rPr>
-          <w:rFonts w:ascii="Arial" w:cs="Arial" w:eastAsia="Arial" w:hAnsi="Arial"/>
-          <w:b/>
-          <w:bCs/>
-          <w:sz w:val="21"/>
-          <w:szCs w:val="21"/>
-        </w:rPr>
-        <w:t xml:space="preserve">174 000 kWh</w:t>
-      </w:r>
-    </w:p>
-    <w:p>
-      <w:pPr>
-        <w:spacing w:after="80"/>
-      </w:pPr>
-      <w:r>
-        <w:rPr>
-          <w:rFonts w:ascii="Arial" w:cs="Arial" w:eastAsia="Arial" w:hAnsi="Arial"/>
-          <w:b/>
-          <w:bCs/>
-          <w:sz w:val="21"/>
-          <w:szCs w:val="21"/>
-        </w:rPr>
-        <w:t xml:space="preserve">7.</w:t>
-      </w:r>
-      <w:r>
-        <w:rPr>
-          <w:rFonts w:ascii="Arial" w:cs="Arial" w:eastAsia="Arial" w:hAnsi="Arial"/>
-          <w:sz w:val="21"/>
-          <w:szCs w:val="21"/>
-        </w:rPr>
-        <w:t xml:space="preserve"> 50 × 10 = </w:t>
-      </w:r>
-      <w:r>
-        <w:rPr>
-          <w:rFonts w:ascii="Arial" w:cs="Arial" w:eastAsia="Arial" w:hAnsi="Arial"/>
-          <w:b/>
-          <w:bCs/>
-          <w:sz w:val="21"/>
-          <w:szCs w:val="21"/>
-        </w:rPr>
-        <w:t xml:space="preserve">500 tep</w:t>
-      </w:r>
-      <w:r>
-        <w:rPr>
-          <w:rFonts w:ascii="Arial" w:cs="Arial" w:eastAsia="Arial" w:hAnsi="Arial"/>
-          <w:sz w:val="21"/>
-          <w:szCs w:val="21"/>
-        </w:rPr>
-        <w:t xml:space="preserve"> → 500 ÷ 0,6 = </w:t>
-      </w:r>
-      <w:r>
-        <w:rPr>
-          <w:rFonts w:ascii="Arial" w:cs="Arial" w:eastAsia="Arial" w:hAnsi="Arial"/>
-          <w:b/>
-          <w:bCs/>
-          <w:sz w:val="21"/>
-          <w:szCs w:val="21"/>
-        </w:rPr>
-        <w:t xml:space="preserve">833 T de charbon</w:t>
-      </w:r>
-    </w:p>
-    <w:p>
-      <w:pPr>
-        <w:spacing w:after="80"/>
-      </w:pPr>
-      <w:r>
-        <w:rPr>
-          <w:rFonts w:ascii="Arial" w:cs="Arial" w:eastAsia="Arial" w:hAnsi="Arial"/>
-          <w:b/>
-          <w:bCs/>
-          <w:sz w:val="21"/>
-          <w:szCs w:val="21"/>
-        </w:rPr>
-        <w:t xml:space="preserve">8.</w:t>
-      </w:r>
-      <w:r>
-        <w:rPr>
-          <w:rFonts w:ascii="Arial" w:cs="Arial" w:eastAsia="Arial" w:hAnsi="Arial"/>
-          <w:sz w:val="21"/>
-          <w:szCs w:val="21"/>
-        </w:rPr>
         <w:t xml:space="preserve"> 6 × 0,3 = 1,8 tep → 1,8 × 11,6×10⁶ = 2,088×10⁷ Wh → × 3 600 = </w:t>
       </w:r>
       <w:r>
@@ -2796,72 +1502,6 @@
           <w:szCs w:val="21"/>
         </w:rPr>
         <w:t xml:space="preserve">7,52×10¹⁰ J</w:t>
-      </w:r>
-    </w:p>
-    <w:p>
-      <w:pPr>
-        <w:spacing w:after="80"/>
-      </w:pPr>
-      <w:r>
-        <w:rPr>
-          <w:rFonts w:ascii="Arial" w:cs="Arial" w:eastAsia="Arial" w:hAnsi="Arial"/>
-          <w:b/>
-          <w:bCs/>
-          <w:sz w:val="21"/>
-          <w:szCs w:val="21"/>
-        </w:rPr>
-        <w:t xml:space="preserve">9.</w:t>
-      </w:r>
-      <w:r>
-        <w:rPr>
-          <w:rFonts w:ascii="Arial" w:cs="Arial" w:eastAsia="Arial" w:hAnsi="Arial"/>
-          <w:sz w:val="21"/>
-          <w:szCs w:val="21"/>
-        </w:rPr>
-        <w:t xml:space="preserve"> 4,5×10⁶ × 3 600 = 1,62×10¹⁰ J = </w:t>
-      </w:r>
-      <w:r>
-        <w:rPr>
-          <w:rFonts w:ascii="Arial" w:cs="Arial" w:eastAsia="Arial" w:hAnsi="Arial"/>
-          <w:b/>
-          <w:bCs/>
-          <w:sz w:val="21"/>
-          <w:szCs w:val="21"/>
-        </w:rPr>
-        <w:t xml:space="preserve">16,2 GJ</w:t>
-      </w:r>
-    </w:p>
-    <w:p>
-      <w:pPr>
-        <w:spacing w:after="80"/>
-      </w:pPr>
-      <w:r>
-        <w:rPr>
-          <w:rFonts w:ascii="Arial" w:cs="Arial" w:eastAsia="Arial" w:hAnsi="Arial"/>
-          <w:b/>
-          <w:bCs/>
-          <w:sz w:val="21"/>
-          <w:szCs w:val="21"/>
-        </w:rPr>
-        <w:t xml:space="preserve">10.</w:t>
-      </w:r>
-      <w:r>
-        <w:rPr>
-          <w:rFonts w:ascii="Arial" w:cs="Arial" w:eastAsia="Arial" w:hAnsi="Arial"/>
-          <w:sz w:val="21"/>
-          <w:szCs w:val="21"/>
-        </w:rPr>
-        <w:t xml:space="preserve"> 200 g × 10 = 2 000 tep → 2 000 × 11,6 = </w:t>
-      </w:r>
-      <w:r>
-        <w:rPr>
-          <w:rFonts w:ascii="Arial" w:cs="Arial" w:eastAsia="Arial" w:hAnsi="Arial"/>
-          <w:b/>
-          <w:bCs/>
-          <w:sz w:val="21"/>
-          <w:szCs w:val="21"/>
-        </w:rPr>
-        <w:t xml:space="preserve">23 200 MWh</w:t>
       </w:r>
     </w:p>
     <w:p>
@@ -2896,7 +1536,7 @@
           <w:sz w:val="21"/>
           <w:szCs w:val="21"/>
         </w:rPr>
-        <w:t xml:space="preserve">11.</w:t>
+        <w:t xml:space="preserve">5.</w:t>
       </w:r>
       <w:r>
         <w:rPr>
@@ -2947,25 +1587,25 @@
           <w:sz w:val="21"/>
           <w:szCs w:val="21"/>
         </w:rPr>
-        <w:t xml:space="preserve">12.</w:t>
-      </w:r>
-      <w:r>
-        <w:rPr>
-          <w:rFonts w:ascii="Arial" w:cs="Arial" w:eastAsia="Arial" w:hAnsi="Arial"/>
-          <w:sz w:val="21"/>
-          <w:szCs w:val="21"/>
-        </w:rPr>
-        <w:t xml:space="preserve"> P = 7,2×10⁶ ÷ 3 600 = </w:t>
-      </w:r>
-      <w:r>
-        <w:rPr>
-          <w:rFonts w:ascii="Arial" w:cs="Arial" w:eastAsia="Arial" w:hAnsi="Arial"/>
-          <w:b/>
-          <w:bCs/>
-          <w:sz w:val="21"/>
-          <w:szCs w:val="21"/>
-        </w:rPr>
-        <w:t xml:space="preserve">2 000 W</w:t>
+        <w:t xml:space="preserve">6.</w:t>
+      </w:r>
+      <w:r>
+        <w:rPr>
+          <w:rFonts w:ascii="Arial" w:cs="Arial" w:eastAsia="Arial" w:hAnsi="Arial"/>
+          <w:sz w:val="21"/>
+          <w:szCs w:val="21"/>
+        </w:rPr>
+        <w:t xml:space="preserve"> Δt = 36 000 s → P = 90×10⁹ ÷ 36 000 = 2,5×10⁶ W = </w:t>
+      </w:r>
+      <w:r>
+        <w:rPr>
+          <w:rFonts w:ascii="Arial" w:cs="Arial" w:eastAsia="Arial" w:hAnsi="Arial"/>
+          <w:b/>
+          <w:bCs/>
+          <w:sz w:val="21"/>
+          <w:szCs w:val="21"/>
+        </w:rPr>
+        <w:t xml:space="preserve">2,5 MW</w:t>
       </w:r>
     </w:p>
     <w:p>
@@ -2980,91 +1620,7 @@
           <w:sz w:val="21"/>
           <w:szCs w:val="21"/>
         </w:rPr>
-        <w:t xml:space="preserve">13.</w:t>
-      </w:r>
-      <w:r>
-        <w:rPr>
-          <w:rFonts w:ascii="Arial" w:cs="Arial" w:eastAsia="Arial" w:hAnsi="Arial"/>
-          <w:sz w:val="21"/>
-          <w:szCs w:val="21"/>
-        </w:rPr>
-        <w:t xml:space="preserve"> Δt = 18 ÷ 1,5 = </w:t>
-      </w:r>
-      <w:r>
-        <w:rPr>
-          <w:rFonts w:ascii="Arial" w:cs="Arial" w:eastAsia="Arial" w:hAnsi="Arial"/>
-          <w:b/>
-          <w:bCs/>
-          <w:sz w:val="21"/>
-          <w:szCs w:val="21"/>
-        </w:rPr>
-        <w:t xml:space="preserve">12 h</w:t>
-      </w:r>
-      <w:r>
-        <w:rPr>
-          <w:rFonts w:ascii="Arial" w:cs="Arial" w:eastAsia="Arial" w:hAnsi="Arial"/>
-          <w:sz w:val="21"/>
-          <w:szCs w:val="21"/>
-        </w:rPr>
-        <w:t xml:space="preserve"> = </w:t>
-      </w:r>
-      <w:r>
-        <w:rPr>
-          <w:rFonts w:ascii="Arial" w:cs="Arial" w:eastAsia="Arial" w:hAnsi="Arial"/>
-          <w:b/>
-          <w:bCs/>
-          <w:sz w:val="21"/>
-          <w:szCs w:val="21"/>
-        </w:rPr>
-        <w:t xml:space="preserve">43 200 s</w:t>
-      </w:r>
-    </w:p>
-    <w:p>
-      <w:pPr>
-        <w:spacing w:after="80"/>
-      </w:pPr>
-      <w:r>
-        <w:rPr>
-          <w:rFonts w:ascii="Arial" w:cs="Arial" w:eastAsia="Arial" w:hAnsi="Arial"/>
-          <w:b/>
-          <w:bCs/>
-          <w:sz w:val="21"/>
-          <w:szCs w:val="21"/>
-        </w:rPr>
-        <w:t xml:space="preserve">14.</w:t>
-      </w:r>
-      <w:r>
-        <w:rPr>
-          <w:rFonts w:ascii="Arial" w:cs="Arial" w:eastAsia="Arial" w:hAnsi="Arial"/>
-          <w:sz w:val="21"/>
-          <w:szCs w:val="21"/>
-        </w:rPr>
-        <w:t xml:space="preserve"> Δt = 36 000 s → P = 90×10⁹ ÷ 36 000 = 2,5×10⁶ W = </w:t>
-      </w:r>
-      <w:r>
-        <w:rPr>
-          <w:rFonts w:ascii="Arial" w:cs="Arial" w:eastAsia="Arial" w:hAnsi="Arial"/>
-          <w:b/>
-          <w:bCs/>
-          <w:sz w:val="21"/>
-          <w:szCs w:val="21"/>
-        </w:rPr>
-        <w:t xml:space="preserve">2,5 MW</w:t>
-      </w:r>
-    </w:p>
-    <w:p>
-      <w:pPr>
-        <w:spacing w:after="80"/>
-      </w:pPr>
-      <w:r>
-        <w:rPr>
-          <w:rFonts w:ascii="Arial" w:cs="Arial" w:eastAsia="Arial" w:hAnsi="Arial"/>
-          <w:b/>
-          <w:bCs/>
-          <w:sz w:val="21"/>
-          <w:szCs w:val="21"/>
-        </w:rPr>
-        <w:t xml:space="preserve">15.</w:t>
+        <w:t xml:space="preserve">7.</w:t>
       </w:r>
       <w:r>
         <w:rPr>
@@ -3135,7 +1691,7 @@
           <w:sz w:val="21"/>
           <w:szCs w:val="21"/>
         </w:rPr>
-        <w:t xml:space="preserve">16.</w:t>
+        <w:t xml:space="preserve">8.</w:t>
       </w:r>
       <w:r>
         <w:rPr>
@@ -3186,25 +1742,25 @@
           <w:sz w:val="21"/>
           <w:szCs w:val="21"/>
         </w:rPr>
-        <w:t xml:space="preserve">17.</w:t>
-      </w:r>
-      <w:r>
-        <w:rPr>
-          <w:rFonts w:ascii="Arial" w:cs="Arial" w:eastAsia="Arial" w:hAnsi="Arial"/>
-          <w:sz w:val="21"/>
-          <w:szCs w:val="21"/>
-        </w:rPr>
-        <w:t xml:space="preserve"> Pa = 450 ÷ 0,75 = </w:t>
-      </w:r>
-      <w:r>
-        <w:rPr>
-          <w:rFonts w:ascii="Arial" w:cs="Arial" w:eastAsia="Arial" w:hAnsi="Arial"/>
-          <w:b/>
-          <w:bCs/>
-          <w:sz w:val="21"/>
-          <w:szCs w:val="21"/>
-        </w:rPr>
-        <w:t xml:space="preserve">600 W</w:t>
+        <w:t xml:space="preserve">9.</w:t>
+      </w:r>
+      <w:r>
+        <w:rPr>
+          <w:rFonts w:ascii="Arial" w:cs="Arial" w:eastAsia="Arial" w:hAnsi="Arial"/>
+          <w:sz w:val="21"/>
+          <w:szCs w:val="21"/>
+        </w:rPr>
+        <w:t xml:space="preserve"> η = (3 000 − 750) ÷ 3 000 = </w:t>
+      </w:r>
+      <w:r>
+        <w:rPr>
+          <w:rFonts w:ascii="Arial" w:cs="Arial" w:eastAsia="Arial" w:hAnsi="Arial"/>
+          <w:b/>
+          <w:bCs/>
+          <w:sz w:val="21"/>
+          <w:szCs w:val="21"/>
+        </w:rPr>
+        <w:t xml:space="preserve">0,75 = 75 %</w:t>
       </w:r>
     </w:p>
     <w:p>
@@ -3219,91 +1775,7 @@
           <w:sz w:val="21"/>
           <w:szCs w:val="21"/>
         </w:rPr>
-        <w:t xml:space="preserve">18.</w:t>
-      </w:r>
-      <w:r>
-        <w:rPr>
-          <w:rFonts w:ascii="Arial" w:cs="Arial" w:eastAsia="Arial" w:hAnsi="Arial"/>
-          <w:sz w:val="21"/>
-          <w:szCs w:val="21"/>
-        </w:rPr>
-        <w:t xml:space="preserve"> η = (3 000 − 750) ÷ 3 000 = </w:t>
-      </w:r>
-      <w:r>
-        <w:rPr>
-          <w:rFonts w:ascii="Arial" w:cs="Arial" w:eastAsia="Arial" w:hAnsi="Arial"/>
-          <w:b/>
-          <w:bCs/>
-          <w:sz w:val="21"/>
-          <w:szCs w:val="21"/>
-        </w:rPr>
-        <w:t xml:space="preserve">0,75 = 75 %</w:t>
-      </w:r>
-    </w:p>
-    <w:p>
-      <w:pPr>
-        <w:spacing w:after="80"/>
-      </w:pPr>
-      <w:r>
-        <w:rPr>
-          <w:rFonts w:ascii="Arial" w:cs="Arial" w:eastAsia="Arial" w:hAnsi="Arial"/>
-          <w:b/>
-          <w:bCs/>
-          <w:sz w:val="21"/>
-          <w:szCs w:val="21"/>
-        </w:rPr>
-        <w:t xml:space="preserve">19.</w:t>
-      </w:r>
-      <w:r>
-        <w:rPr>
-          <w:rFonts w:ascii="Arial" w:cs="Arial" w:eastAsia="Arial" w:hAnsi="Arial"/>
-          <w:sz w:val="21"/>
-          <w:szCs w:val="21"/>
-        </w:rPr>
-        <w:t xml:space="preserve"> Pu = 1 200 × 0,92 = 1 104 kW → Eu = 1 104 × 3 = </w:t>
-      </w:r>
-      <w:r>
-        <w:rPr>
-          <w:rFonts w:ascii="Arial" w:cs="Arial" w:eastAsia="Arial" w:hAnsi="Arial"/>
-          <w:b/>
-          <w:bCs/>
-          <w:sz w:val="21"/>
-          <w:szCs w:val="21"/>
-        </w:rPr>
-        <w:t xml:space="preserve">3 312 kWh</w:t>
-      </w:r>
-      <w:r>
-        <w:rPr>
-          <w:rFonts w:ascii="Arial" w:cs="Arial" w:eastAsia="Arial" w:hAnsi="Arial"/>
-          <w:sz w:val="21"/>
-          <w:szCs w:val="21"/>
-        </w:rPr>
-        <w:t xml:space="preserve"> = 3 312 000 × 3 600 = 1,19×10¹⁰ J ≈ </w:t>
-      </w:r>
-      <w:r>
-        <w:rPr>
-          <w:rFonts w:ascii="Arial" w:cs="Arial" w:eastAsia="Arial" w:hAnsi="Arial"/>
-          <w:b/>
-          <w:bCs/>
-          <w:sz w:val="21"/>
-          <w:szCs w:val="21"/>
-        </w:rPr>
-        <w:t xml:space="preserve">11,9 GJ</w:t>
-      </w:r>
-    </w:p>
-    <w:p>
-      <w:pPr>
-        <w:spacing w:after="80"/>
-      </w:pPr>
-      <w:r>
-        <w:rPr>
-          <w:rFonts w:ascii="Arial" w:cs="Arial" w:eastAsia="Arial" w:hAnsi="Arial"/>
-          <w:b/>
-          <w:bCs/>
-          <w:sz w:val="21"/>
-          <w:szCs w:val="21"/>
-        </w:rPr>
-        <w:t xml:space="preserve">20.</w:t>
+        <w:t xml:space="preserve">10.</w:t>
       </w:r>
       <w:r>
         <w:rPr>
@@ -3366,57 +1838,6 @@
           <w:szCs w:val="21"/>
         </w:rPr>
         <w:t xml:space="preserve"> (on part de l'énergie d'ENTRÉE)</w:t>
-      </w:r>
-    </w:p>
-    <w:p>
-      <w:pPr>
-        <w:spacing w:after="80"/>
-      </w:pPr>
-      <w:r>
-        <w:rPr>
-          <w:rFonts w:ascii="Arial" w:cs="Arial" w:eastAsia="Arial" w:hAnsi="Arial"/>
-          <w:b/>
-          <w:bCs/>
-          <w:sz w:val="21"/>
-          <w:szCs w:val="21"/>
-        </w:rPr>
-        <w:t xml:space="preserve">21.</w:t>
-      </w:r>
-      <w:r>
-        <w:rPr>
-          <w:rFonts w:ascii="Arial" w:cs="Arial" w:eastAsia="Arial" w:hAnsi="Arial"/>
-          <w:sz w:val="21"/>
-          <w:szCs w:val="21"/>
-        </w:rPr>
-        <w:t xml:space="preserve"> η = 0,9 × 0,8 = </w:t>
-      </w:r>
-      <w:r>
-        <w:rPr>
-          <w:rFonts w:ascii="Arial" w:cs="Arial" w:eastAsia="Arial" w:hAnsi="Arial"/>
-          <w:b/>
-          <w:bCs/>
-          <w:sz w:val="21"/>
-          <w:szCs w:val="21"/>
-        </w:rPr>
-        <w:t xml:space="preserve">0,72 = 72 %</w:t>
-      </w:r>
-      <w:r>
-        <w:rPr>
-          <w:rFonts w:ascii="Arial" w:cs="Arial" w:eastAsia="Arial" w:hAnsi="Arial"/>
-          <w:sz w:val="21"/>
-          <w:szCs w:val="21"/>
-        </w:rPr>
-        <w:t xml:space="preserve"> ; Pu = 5 × 0,72 = </w:t>
-      </w:r>
-      <w:r>
-        <w:rPr>
-          <w:rFonts w:ascii="Arial" w:cs="Arial" w:eastAsia="Arial" w:hAnsi="Arial"/>
-          <w:b/>
-          <w:bCs/>
-          <w:sz w:val="21"/>
-          <w:szCs w:val="21"/>
-        </w:rPr>
-        <w:t xml:space="preserve">3,6 kW</w:t>
       </w:r>
     </w:p>
     <w:p>
@@ -3451,76 +1872,7 @@
           <w:sz w:val="21"/>
           <w:szCs w:val="21"/>
         </w:rPr>
-        <w:t xml:space="preserve">22.</w:t>
-      </w:r>
-      <w:r>
-        <w:rPr>
-          <w:rFonts w:ascii="Arial" w:cs="Arial" w:eastAsia="Arial" w:hAnsi="Arial"/>
-          <w:sz w:val="21"/>
-          <w:szCs w:val="21"/>
-        </w:rPr>
-        <w:t xml:space="preserve"> a) W = 150 × 4 185 × 45 = </w:t>
-      </w:r>
-      <w:r>
-        <w:rPr>
-          <w:rFonts w:ascii="Arial" w:cs="Arial" w:eastAsia="Arial" w:hAnsi="Arial"/>
-          <w:b/>
-          <w:bCs/>
-          <w:sz w:val="21"/>
-          <w:szCs w:val="21"/>
-        </w:rPr>
-        <w:t xml:space="preserve">28 248 750 J ≈ 28,2 MJ</w:t>
-      </w:r>
-      <w:r>
-        <w:rPr>
-          <w:rFonts w:ascii="Arial" w:cs="Arial" w:eastAsia="Arial" w:hAnsi="Arial"/>
-          <w:sz w:val="21"/>
-          <w:szCs w:val="21"/>
-        </w:rPr>
-        <w:t xml:space="preserve"> → ÷ 3 600 = 7 847 Wh ≈ </w:t>
-      </w:r>
-      <w:r>
-        <w:rPr>
-          <w:rFonts w:ascii="Arial" w:cs="Arial" w:eastAsia="Arial" w:hAnsi="Arial"/>
-          <w:b/>
-          <w:bCs/>
-          <w:sz w:val="21"/>
-          <w:szCs w:val="21"/>
-        </w:rPr>
-        <w:t xml:space="preserve">7,85 kWh</w:t>
-      </w:r>
-      <w:r>
-        <w:rPr>
-          <w:rFonts w:ascii="Arial" w:cs="Arial" w:eastAsia="Arial" w:hAnsi="Arial"/>
-          <w:sz w:val="21"/>
-          <w:szCs w:val="21"/>
-        </w:rPr>
-        <w:t xml:space="preserve"> ; b) Pu = 2 500 × 0,95 = 2 375 W → Δt = 7 847 ÷ 2 375 ≈ </w:t>
-      </w:r>
-      <w:r>
-        <w:rPr>
-          <w:rFonts w:ascii="Arial" w:cs="Arial" w:eastAsia="Arial" w:hAnsi="Arial"/>
-          <w:b/>
-          <w:bCs/>
-          <w:sz w:val="21"/>
-          <w:szCs w:val="21"/>
-        </w:rPr>
-        <w:t xml:space="preserve">3,3 h (≈ 3 h 18 min)</w:t>
-      </w:r>
-    </w:p>
-    <w:p>
-      <w:pPr>
-        <w:spacing w:after="80"/>
-      </w:pPr>
-      <w:r>
-        <w:rPr>
-          <w:rFonts w:ascii="Arial" w:cs="Arial" w:eastAsia="Arial" w:hAnsi="Arial"/>
-          <w:b/>
-          <w:bCs/>
-          <w:sz w:val="21"/>
-          <w:szCs w:val="21"/>
-        </w:rPr>
-        <w:t xml:space="preserve">23.</w:t>
+        <w:t xml:space="preserve">11.</w:t>
       </w:r>
       <w:r>
         <w:rPr>
@@ -3627,7 +1979,7 @@
           <w:sz w:val="21"/>
           <w:szCs w:val="21"/>
         </w:rPr>
-        <w:t xml:space="preserve">24.</w:t>
+        <w:t xml:space="preserve">12.</w:t>
       </w:r>
       <w:r>
         <w:rPr>
@@ -3754,113 +2106,6 @@
           <w:szCs w:val="21"/>
         </w:rPr>
         <w:t xml:space="preserve">0,07 m³/h &lt; 0,1 m³/h → précision respectée ✔</w:t>
-      </w:r>
-    </w:p>
-    <w:p>
-      <w:pPr>
-        <w:pStyle w:val="Heading2"/>
-        <w:pBdr>
-          <w:bottom w:val="single" w:color="1F4E79" w:sz="6" w:space="2"/>
-        </w:pBdr>
-        <w:spacing w:after="100" w:before="200"/>
-      </w:pPr>
-      <w:r>
-        <w:rPr>
-          <w:rFonts w:ascii="Arial" w:cs="Arial" w:eastAsia="Arial" w:hAnsi="Arial"/>
-          <w:b/>
-          <w:bCs/>
-          <w:color w:val="1F4E79"/>
-          <w:sz w:val="24"/>
-          <w:szCs w:val="24"/>
-        </w:rPr>
-        <w:t xml:space="preserve">F. Cours</w:t>
-      </w:r>
-    </w:p>
-    <w:p>
-      <w:pPr>
-        <w:spacing w:after="80"/>
-      </w:pPr>
-      <w:r>
-        <w:rPr>
-          <w:rFonts w:ascii="Arial" w:cs="Arial" w:eastAsia="Arial" w:hAnsi="Arial"/>
-          <w:b/>
-          <w:bCs/>
-          <w:sz w:val="21"/>
-          <w:szCs w:val="21"/>
-        </w:rPr>
-        <w:t xml:space="preserve">25.</w:t>
-      </w:r>
-      <w:r>
-        <w:rPr>
-          <w:rFonts w:ascii="Arial" w:cs="Arial" w:eastAsia="Arial" w:hAnsi="Arial"/>
-          <w:sz w:val="21"/>
-          <w:szCs w:val="21"/>
-        </w:rPr>
-        <w:t xml:space="preserve"> Non renouvelables : charbon, pétrole, gaz, uranium. Renouvelables : solaire, éolien, hydraulique, bois/biomasse, géothermie.</w:t>
-      </w:r>
-    </w:p>
-    <w:p>
-      <w:pPr>
-        <w:spacing w:after="80"/>
-      </w:pPr>
-      <w:r>
-        <w:rPr>
-          <w:rFonts w:ascii="Arial" w:cs="Arial" w:eastAsia="Arial" w:hAnsi="Arial"/>
-          <w:b/>
-          <w:bCs/>
-          <w:sz w:val="21"/>
-          <w:szCs w:val="21"/>
-        </w:rPr>
-        <w:t xml:space="preserve">26.</w:t>
-      </w:r>
-      <w:r>
-        <w:rPr>
-          <w:rFonts w:ascii="Arial" w:cs="Arial" w:eastAsia="Arial" w:hAnsi="Arial"/>
-          <w:sz w:val="21"/>
-          <w:szCs w:val="21"/>
-        </w:rPr>
-        <w:t xml:space="preserve"> On brûle un combustible → chaleur → l'eau devient vapeur → la vapeur fait tourner la turbine → la turbine entraîne l'alternateur qui produit l'électricité.</w:t>
-      </w:r>
-    </w:p>
-    <w:p>
-      <w:pPr>
-        <w:spacing w:after="80"/>
-      </w:pPr>
-      <w:r>
-        <w:rPr>
-          <w:rFonts w:ascii="Arial" w:cs="Arial" w:eastAsia="Arial" w:hAnsi="Arial"/>
-          <w:b/>
-          <w:bCs/>
-          <w:sz w:val="21"/>
-          <w:szCs w:val="21"/>
-        </w:rPr>
-        <w:t xml:space="preserve">27.</w:t>
-      </w:r>
-      <w:r>
-        <w:rPr>
-          <w:rFonts w:ascii="Arial" w:cs="Arial" w:eastAsia="Arial" w:hAnsi="Arial"/>
-          <w:sz w:val="21"/>
-          <w:szCs w:val="21"/>
-        </w:rPr>
-        <w:t xml:space="preserve"> Avec 4-20 mA, un courant de 0 mA signifie forcément un </w:t>
-      </w:r>
-      <w:r>
-        <w:rPr>
-          <w:rFonts w:ascii="Arial" w:cs="Arial" w:eastAsia="Arial" w:hAnsi="Arial"/>
-          <w:b/>
-          <w:bCs/>
-          <w:sz w:val="21"/>
-          <w:szCs w:val="21"/>
-        </w:rPr>
-        <w:t xml:space="preserve">défaut</w:t>
-      </w:r>
-      <w:r>
-        <w:rPr>
-          <w:rFonts w:ascii="Arial" w:cs="Arial" w:eastAsia="Arial" w:hAnsi="Arial"/>
-          <w:sz w:val="21"/>
-          <w:szCs w:val="21"/>
-        </w:rPr>
-        <w:t xml:space="preserve"> (fil coupé, capteur en panne) : on le distingue de la valeur minimale (4 mA). Avec 0-20 mA, on ne pourrait pas faire la différence entre « débit minimum » et « fil coupé ».</w:t>
       </w:r>
     </w:p>
     <w:sectPr>

--- a/fiches-2i2d/Exercices_2I2D_avec_corrige.docx
+++ b/fiches-2i2d/Exercices_2I2D_avec_corrige.docx
@@ -2315,6 +2315,78 @@
     </w:lvl>
   </w:abstractNum>
   <w:abstractNum w:abstractNumId="2" w15:restartNumberingAfterBreak="0">
+    <w:multiLevelType w:val="hybridMultilevel"/>
+    <w:lvl w:ilvl="0" w15:tentative="1">
+      <w:start w:val="1"/>
+      <w:numFmt w:val="decimal"/>
+      <w:lvlText w:val="%1."/>
+      <w:lvlJc w:val="left"/>
+      <w:pPr>
+        <w:ind w:left="400" w:hanging="300"/>
+      </w:pPr>
+    </w:lvl>
+  </w:abstractNum>
+  <w:abstractNum w:abstractNumId="3" w15:restartNumberingAfterBreak="0">
+    <w:multiLevelType w:val="hybridMultilevel"/>
+    <w:lvl w:ilvl="0" w15:tentative="1">
+      <w:start w:val="1"/>
+      <w:numFmt w:val="decimal"/>
+      <w:lvlText w:val="%1."/>
+      <w:lvlJc w:val="left"/>
+      <w:pPr>
+        <w:ind w:left="400" w:hanging="300"/>
+      </w:pPr>
+    </w:lvl>
+  </w:abstractNum>
+  <w:abstractNum w:abstractNumId="4" w15:restartNumberingAfterBreak="0">
+    <w:multiLevelType w:val="hybridMultilevel"/>
+    <w:lvl w:ilvl="0" w15:tentative="1">
+      <w:start w:val="1"/>
+      <w:numFmt w:val="decimal"/>
+      <w:lvlText w:val="%1."/>
+      <w:lvlJc w:val="left"/>
+      <w:pPr>
+        <w:ind w:left="400" w:hanging="300"/>
+      </w:pPr>
+    </w:lvl>
+  </w:abstractNum>
+  <w:abstractNum w:abstractNumId="5" w15:restartNumberingAfterBreak="0">
+    <w:multiLevelType w:val="hybridMultilevel"/>
+    <w:lvl w:ilvl="0" w15:tentative="1">
+      <w:start w:val="1"/>
+      <w:numFmt w:val="decimal"/>
+      <w:lvlText w:val="%1."/>
+      <w:lvlJc w:val="left"/>
+      <w:pPr>
+        <w:ind w:left="400" w:hanging="300"/>
+      </w:pPr>
+    </w:lvl>
+  </w:abstractNum>
+  <w:abstractNum w:abstractNumId="6" w15:restartNumberingAfterBreak="0">
+    <w:multiLevelType w:val="hybridMultilevel"/>
+    <w:lvl w:ilvl="0" w15:tentative="1">
+      <w:start w:val="1"/>
+      <w:numFmt w:val="decimal"/>
+      <w:lvlText w:val="%1."/>
+      <w:lvlJc w:val="left"/>
+      <w:pPr>
+        <w:ind w:left="400" w:hanging="300"/>
+      </w:pPr>
+    </w:lvl>
+  </w:abstractNum>
+  <w:abstractNum w:abstractNumId="7" w15:restartNumberingAfterBreak="0">
+    <w:multiLevelType w:val="hybridMultilevel"/>
+    <w:lvl w:ilvl="0" w15:tentative="1">
+      <w:start w:val="1"/>
+      <w:numFmt w:val="decimal"/>
+      <w:lvlText w:val="%1."/>
+      <w:lvlJc w:val="left"/>
+      <w:pPr>
+        <w:ind w:left="400" w:hanging="300"/>
+      </w:pPr>
+    </w:lvl>
+  </w:abstractNum>
+  <w:abstractNum w:abstractNumId="8" w15:restartNumberingAfterBreak="0">
     <w:multiLevelType w:val="hybridMultilevel"/>
     <w:lvl w:ilvl="0" w15:tentative="1">
       <w:start w:val="1"/>
